--- a/Results/Supplementary/TableS1.docx
+++ b/Results/Supplementary/TableS1.docx
@@ -25,7 +25,7 @@
           <w:szCs w:val="20"/>
           <w:color w:val="000000"/>
         </w:rPr>
-        <w:t xml:space="preserve">Table S1. Definitions of derived variables.</w:t>
+        <w:t xml:space="preserve">Table S1. Definitions of the outcome, the consumption-frequency and health-cost items, and derived variables.</w:t>
       </w:r>
     </w:p>
     <w:tbl xmlns:a="http://schemas.openxmlformats.org/drawingml/2006/main" xmlns:pic="http://schemas.openxmlformats.org/drawingml/2006/picture">
@@ -36,9 +36,9 @@
       </w:tblPr>
       <w:tblGrid>
         <w:gridCol w:w="2880"/>
-        <w:gridCol w:w="2623"/>
-        <w:gridCol w:w="2468"/>
-        <w:gridCol w:w="1965"/>
+        <w:gridCol w:w="3692"/>
+        <w:gridCol w:w="3690"/>
+        <w:gridCol w:w="3561"/>
       </w:tblGrid>
       <w:tr>
         <w:trPr>
@@ -321,7 +321,7 @@
                 <w:szCs w:val="18"/>
                 <w:color w:val="000000"/>
               </w:rPr>
-              <w:t xml:space="preserve">Food insecurity (FI)</w:t>
+              <w:t xml:space="preserve">Meal-affordability deprivation</w:t>
             </w:r>
           </w:p>
         </w:tc>
@@ -376,7 +376,7 @@
                 <w:szCs w:val="18"/>
                 <w:color w:val="000000"/>
               </w:rPr>
-              <w:t xml:space="preserve">Household cannot afford a meal with meat, chicken or fish (or vegetarian equivalent) every second day (HE090 = 2)</w:t>
+              <w:t xml:space="preserve">Household cannot afford a meal with meat, chicken or fish, or a vegetarian equivalent, every second day (HE090 = 2). TurkStat codebook wording, identical in 2023–2025: “Haneniz ekonomik olarak; 2 günde bir et, tavuk ya da balık içeren yemeği karşılayabilecek durumda mı? (Vejeteryanlar için eşdeğer yiyecekler)” [Is your household economically able to afford a meal containing meat, chicken or fish every second day? (Equivalent foods for vegetarians)]. Codes 1 = yes, 2 = no; deprived = 2. No recall period: ability to afford at the time of the interview. Missing values: 0 in 2023, 0 in 2024 and 0 in 2025. The household value is assigned to all members.</w:t>
             </w:r>
           </w:p>
         </w:tc>
@@ -431,7 +431,7 @@
                 <w:szCs w:val="18"/>
                 <w:color w:val="000000"/>
               </w:rPr>
-              <w:t xml:space="preserve">HE090</w:t>
+              <w:t xml:space="preserve">HE090 (TurkStat microdata, household file); EU-SILC target variable HS050 (Capacity to afford a meal with meat, chicken, fish (or vegetarian equivalent) every second day) in Eurostat coding; in the TurkStat files HS050 denotes a different item</w:t>
             </w:r>
           </w:p>
         </w:tc>
@@ -486,7 +486,7 @@
                 <w:szCs w:val="18"/>
                 <w:color w:val="000000"/>
               </w:rPr>
-              <w:t xml:space="preserve">Households; assigned to members</w:t>
+              <w:t xml:space="preserve">Households; household questionnaire, answered for the household by the household respondent; assigned to members</w:t>
             </w:r>
           </w:p>
         </w:tc>
@@ -1051,7 +1051,7 @@
                 <w:szCs w:val="18"/>
                 <w:color w:val="000000"/>
               </w:rPr>
-              <w:t xml:space="preserve">Food insecure and not income poor</w:t>
+              <w:t xml:space="preserve">Meal-deprived and not income poor</w:t>
             </w:r>
           </w:p>
         </w:tc>
@@ -1276,7 +1276,7 @@
                 <w:szCs w:val="18"/>
                 <w:color w:val="000000"/>
               </w:rPr>
-              <w:t xml:space="preserve">Weighted share of food-insecure households (persons) that are not identified by a threshold</w:t>
+              <w:t xml:space="preserve">Weighted share of meal-deprived households (persons) that are not identified by a threshold</w:t>
             </w:r>
           </w:p>
         </w:tc>
@@ -1386,7 +1386,7 @@
                 <w:szCs w:val="18"/>
                 <w:color w:val="000000"/>
               </w:rPr>
-              <w:t xml:space="preserve">Food-insecure households (persons)</w:t>
+              <w:t xml:space="preserve">Meal-deprived households (persons)</w:t>
             </w:r>
           </w:p>
         </w:tc>
@@ -4596,172 +4596,172 @@
                 <w:szCs w:val="18"/>
                 <w:color w:val="000000"/>
               </w:rPr>
-              <w:t xml:space="preserve">Low meat intake</w:t>
-            </w:r>
-          </w:p>
-        </w:tc>
-        <w:tc>
-          <w:tcPr>
-            <w:tcBorders>
-              <w:bottom w:val="none" w:sz="0" w:space="0" w:color="000000"/>
-              <w:top w:val="none" w:sz="0" w:space="0" w:color="000000"/>
-              <w:left w:val="none" w:sz="0" w:space="0" w:color="000000"/>
-              <w:right w:val="none" w:sz="0" w:space="0" w:color="000000"/>
-            </w:tcBorders>
-            <w:shd w:val="clear" w:color="auto" w:fill="FFFFFF"/>
-            <w:tcMar>
-              <w:top w:w="0" w:type="dxa"/>
-              <w:bottom w:w="0" w:type="dxa"/>
-              <w:left w:w="0" w:type="dxa"/>
-              <w:right w:w="0" w:type="dxa"/>
-            </w:tcMar>
-            <w:vAlign w:val="center"/>
-          </w:tcPr>
-          <w:p>
-            <w:pPr>
-              <w:pStyle w:val="Normal"/>
-              <w:jc w:val="left"/>
-              <w:pBdr>
-                <w:bottom w:val="none" w:sz="0" w:space="0" w:color="000000"/>
-                <w:top w:val="none" w:sz="0" w:space="0" w:color="000000"/>
-                <w:left w:val="none" w:sz="0" w:space="0" w:color="000000"/>
-                <w:right w:val="none" w:sz="0" w:space="0" w:color="000000"/>
-              </w:pBdr>
-              <w:spacing w:after="20" w:before="20" w:line="240"/>
-              <w:ind w:left="100" w:right="100" w:firstLine="0" w:firstLineChars="0"/>
-              <w:rPr>
-                <w:rFonts w:ascii="Times New Roman" w:hAnsi="Times New Roman" w:eastAsia="Times New Roman" w:cs="Times New Roman"/>
-                <w:i w:val="false"/>
-                <w:b w:val="false"/>
-                <w:u w:val="none"/>
-                <w:strike w:val="false"/>
-                <w:sz w:val="18"/>
-                <w:szCs w:val="18"/>
-                <w:color w:val="000000"/>
-              </w:rPr>
-            </w:pPr>
-            <w:r>
-              <w:rPr>
-                <w:rFonts w:ascii="Times New Roman" w:hAnsi="Times New Roman" w:eastAsia="Times New Roman" w:cs="Times New Roman"/>
-                <w:i w:val="false"/>
-                <w:b w:val="false"/>
-                <w:u w:val="none"/>
-                <w:strike w:val="false"/>
-                <w:sz w:val="18"/>
-                <w:szCs w:val="18"/>
-                <w:color w:val="000000"/>
-              </w:rPr>
-              <w:t xml:space="preserve">Eats meat, chicken or fish less than once a week (vegetarian or vegan adults excluded; included as low intake in a sensitivity analysis)</w:t>
-            </w:r>
-          </w:p>
-        </w:tc>
-        <w:tc>
-          <w:tcPr>
-            <w:tcBorders>
-              <w:bottom w:val="none" w:sz="0" w:space="0" w:color="000000"/>
-              <w:top w:val="none" w:sz="0" w:space="0" w:color="000000"/>
-              <w:left w:val="none" w:sz="0" w:space="0" w:color="000000"/>
-              <w:right w:val="none" w:sz="0" w:space="0" w:color="000000"/>
-            </w:tcBorders>
-            <w:shd w:val="clear" w:color="auto" w:fill="FFFFFF"/>
-            <w:tcMar>
-              <w:top w:w="0" w:type="dxa"/>
-              <w:bottom w:w="0" w:type="dxa"/>
-              <w:left w:w="0" w:type="dxa"/>
-              <w:right w:w="0" w:type="dxa"/>
-            </w:tcMar>
-            <w:vAlign w:val="center"/>
-          </w:tcPr>
-          <w:p>
-            <w:pPr>
-              <w:pStyle w:val="Normal"/>
-              <w:jc w:val="left"/>
-              <w:pBdr>
-                <w:bottom w:val="none" w:sz="0" w:space="0" w:color="000000"/>
-                <w:top w:val="none" w:sz="0" w:space="0" w:color="000000"/>
-                <w:left w:val="none" w:sz="0" w:space="0" w:color="000000"/>
-                <w:right w:val="none" w:sz="0" w:space="0" w:color="000000"/>
-              </w:pBdr>
-              <w:spacing w:after="20" w:before="20" w:line="240"/>
-              <w:ind w:left="100" w:right="100" w:firstLine="0" w:firstLineChars="0"/>
-              <w:rPr>
-                <w:rFonts w:ascii="Times New Roman" w:hAnsi="Times New Roman" w:eastAsia="Times New Roman" w:cs="Times New Roman"/>
-                <w:i w:val="false"/>
-                <w:b w:val="false"/>
-                <w:u w:val="none"/>
-                <w:strike w:val="false"/>
-                <w:sz w:val="18"/>
-                <w:szCs w:val="18"/>
-                <w:color w:val="000000"/>
-              </w:rPr>
-            </w:pPr>
-            <w:r>
-              <w:rPr>
-                <w:rFonts w:ascii="Times New Roman" w:hAnsi="Times New Roman" w:eastAsia="Times New Roman" w:cs="Times New Roman"/>
-                <w:i w:val="false"/>
-                <w:b w:val="false"/>
-                <w:u w:val="none"/>
-                <w:strike w:val="false"/>
-                <w:sz w:val="18"/>
-                <w:szCs w:val="18"/>
-                <w:color w:val="000000"/>
-              </w:rPr>
-              <w:t xml:space="preserve">MODUL2_F_5</w:t>
-            </w:r>
-          </w:p>
-        </w:tc>
-        <w:tc>
-          <w:tcPr>
-            <w:tcBorders>
-              <w:bottom w:val="none" w:sz="0" w:space="0" w:color="000000"/>
-              <w:top w:val="none" w:sz="0" w:space="0" w:color="000000"/>
-              <w:left w:val="none" w:sz="0" w:space="0" w:color="000000"/>
-              <w:right w:val="none" w:sz="0" w:space="0" w:color="000000"/>
-            </w:tcBorders>
-            <w:shd w:val="clear" w:color="auto" w:fill="FFFFFF"/>
-            <w:tcMar>
-              <w:top w:w="0" w:type="dxa"/>
-              <w:bottom w:w="0" w:type="dxa"/>
-              <w:left w:w="0" w:type="dxa"/>
-              <w:right w:w="0" w:type="dxa"/>
-            </w:tcMar>
-            <w:vAlign w:val="center"/>
-          </w:tcPr>
-          <w:p>
-            <w:pPr>
-              <w:pStyle w:val="Normal"/>
-              <w:jc w:val="left"/>
-              <w:pBdr>
-                <w:bottom w:val="none" w:sz="0" w:space="0" w:color="000000"/>
-                <w:top w:val="none" w:sz="0" w:space="0" w:color="000000"/>
-                <w:left w:val="none" w:sz="0" w:space="0" w:color="000000"/>
-                <w:right w:val="none" w:sz="0" w:space="0" w:color="000000"/>
-              </w:pBdr>
-              <w:spacing w:after="20" w:before="20" w:line="240"/>
-              <w:ind w:left="100" w:right="100" w:firstLine="0" w:firstLineChars="0"/>
-              <w:rPr>
-                <w:rFonts w:ascii="Times New Roman" w:hAnsi="Times New Roman" w:eastAsia="Times New Roman" w:cs="Times New Roman"/>
-                <w:i w:val="false"/>
-                <w:b w:val="false"/>
-                <w:u w:val="none"/>
-                <w:strike w:val="false"/>
-                <w:sz w:val="18"/>
-                <w:szCs w:val="18"/>
-                <w:color w:val="000000"/>
-              </w:rPr>
-            </w:pPr>
-            <w:r>
-              <w:rPr>
-                <w:rFonts w:ascii="Times New Roman" w:hAnsi="Times New Roman" w:eastAsia="Times New Roman" w:cs="Times New Roman"/>
-                <w:i w:val="false"/>
-                <w:b w:val="false"/>
-                <w:u w:val="none"/>
-                <w:strike w:val="false"/>
-                <w:sz w:val="18"/>
-                <w:szCs w:val="18"/>
-                <w:color w:val="000000"/>
-              </w:rPr>
-              <w:t xml:space="preserve">Adults ≥18, 2025</w:t>
+              <w:t xml:space="preserve">Low meat, chicken or fish consumption frequency</w:t>
+            </w:r>
+          </w:p>
+        </w:tc>
+        <w:tc>
+          <w:tcPr>
+            <w:tcBorders>
+              <w:bottom w:val="none" w:sz="0" w:space="0" w:color="000000"/>
+              <w:top w:val="none" w:sz="0" w:space="0" w:color="000000"/>
+              <w:left w:val="none" w:sz="0" w:space="0" w:color="000000"/>
+              <w:right w:val="none" w:sz="0" w:space="0" w:color="000000"/>
+            </w:tcBorders>
+            <w:shd w:val="clear" w:color="auto" w:fill="FFFFFF"/>
+            <w:tcMar>
+              <w:top w:w="0" w:type="dxa"/>
+              <w:bottom w:w="0" w:type="dxa"/>
+              <w:left w:w="0" w:type="dxa"/>
+              <w:right w:w="0" w:type="dxa"/>
+            </w:tcMar>
+            <w:vAlign w:val="center"/>
+          </w:tcPr>
+          <w:p>
+            <w:pPr>
+              <w:pStyle w:val="Normal"/>
+              <w:jc w:val="left"/>
+              <w:pBdr>
+                <w:bottom w:val="none" w:sz="0" w:space="0" w:color="000000"/>
+                <w:top w:val="none" w:sz="0" w:space="0" w:color="000000"/>
+                <w:left w:val="none" w:sz="0" w:space="0" w:color="000000"/>
+                <w:right w:val="none" w:sz="0" w:space="0" w:color="000000"/>
+              </w:pBdr>
+              <w:spacing w:after="20" w:before="20" w:line="240"/>
+              <w:ind w:left="100" w:right="100" w:firstLine="0" w:firstLineChars="0"/>
+              <w:rPr>
+                <w:rFonts w:ascii="Times New Roman" w:hAnsi="Times New Roman" w:eastAsia="Times New Roman" w:cs="Times New Roman"/>
+                <w:i w:val="false"/>
+                <w:b w:val="false"/>
+                <w:u w:val="none"/>
+                <w:strike w:val="false"/>
+                <w:sz w:val="18"/>
+                <w:szCs w:val="18"/>
+                <w:color w:val="000000"/>
+              </w:rPr>
+            </w:pPr>
+            <w:r>
+              <w:rPr>
+                <w:rFonts w:ascii="Times New Roman" w:hAnsi="Times New Roman" w:eastAsia="Times New Roman" w:cs="Times New Roman"/>
+                <w:i w:val="false"/>
+                <w:b w:val="false"/>
+                <w:u w:val="none"/>
+                <w:strike w:val="false"/>
+                <w:sz w:val="18"/>
+                <w:szCs w:val="18"/>
+                <w:color w:val="000000"/>
+              </w:rPr>
+              <w:t xml:space="preserve">Eats meat, chicken or fish less than once a week (code 15); vegetarian or vegan adults (code 19) excluded, and counted as low frequency in a sensitivity analysis. TurkStat codebook wording: “Ferdin son 12 ay içerisinde ferdin et, tavuk veya balık yeme sıklığı” [Frequency with which the person ate meat, chicken or fish in the last 12 months]; codes 1 every day, 2 every week (not every day), 15 less than once a week, 19 never, vegetarian or vegan. Recall period: last 12 months. Frequency of consumption; quantities, intake and diet quality not measured.</w:t>
+            </w:r>
+          </w:p>
+        </w:tc>
+        <w:tc>
+          <w:tcPr>
+            <w:tcBorders>
+              <w:bottom w:val="none" w:sz="0" w:space="0" w:color="000000"/>
+              <w:top w:val="none" w:sz="0" w:space="0" w:color="000000"/>
+              <w:left w:val="none" w:sz="0" w:space="0" w:color="000000"/>
+              <w:right w:val="none" w:sz="0" w:space="0" w:color="000000"/>
+            </w:tcBorders>
+            <w:shd w:val="clear" w:color="auto" w:fill="FFFFFF"/>
+            <w:tcMar>
+              <w:top w:w="0" w:type="dxa"/>
+              <w:bottom w:w="0" w:type="dxa"/>
+              <w:left w:w="0" w:type="dxa"/>
+              <w:right w:w="0" w:type="dxa"/>
+            </w:tcMar>
+            <w:vAlign w:val="center"/>
+          </w:tcPr>
+          <w:p>
+            <w:pPr>
+              <w:pStyle w:val="Normal"/>
+              <w:jc w:val="left"/>
+              <w:pBdr>
+                <w:bottom w:val="none" w:sz="0" w:space="0" w:color="000000"/>
+                <w:top w:val="none" w:sz="0" w:space="0" w:color="000000"/>
+                <w:left w:val="none" w:sz="0" w:space="0" w:color="000000"/>
+                <w:right w:val="none" w:sz="0" w:space="0" w:color="000000"/>
+              </w:pBdr>
+              <w:spacing w:after="20" w:before="20" w:line="240"/>
+              <w:ind w:left="100" w:right="100" w:firstLine="0" w:firstLineChars="0"/>
+              <w:rPr>
+                <w:rFonts w:ascii="Times New Roman" w:hAnsi="Times New Roman" w:eastAsia="Times New Roman" w:cs="Times New Roman"/>
+                <w:i w:val="false"/>
+                <w:b w:val="false"/>
+                <w:u w:val="none"/>
+                <w:strike w:val="false"/>
+                <w:sz w:val="18"/>
+                <w:szCs w:val="18"/>
+                <w:color w:val="000000"/>
+              </w:rPr>
+            </w:pPr>
+            <w:r>
+              <w:rPr>
+                <w:rFonts w:ascii="Times New Roman" w:hAnsi="Times New Roman" w:eastAsia="Times New Roman" w:cs="Times New Roman"/>
+                <w:i w:val="false"/>
+                <w:b w:val="false"/>
+                <w:u w:val="none"/>
+                <w:strike w:val="false"/>
+                <w:sz w:val="18"/>
+                <w:szCs w:val="18"/>
+                <w:color w:val="000000"/>
+              </w:rPr>
+              <w:t xml:space="preserve">MODUL2_F_5 (2025 energy and environment module, person file)</w:t>
+            </w:r>
+          </w:p>
+        </w:tc>
+        <w:tc>
+          <w:tcPr>
+            <w:tcBorders>
+              <w:bottom w:val="none" w:sz="0" w:space="0" w:color="000000"/>
+              <w:top w:val="none" w:sz="0" w:space="0" w:color="000000"/>
+              <w:left w:val="none" w:sz="0" w:space="0" w:color="000000"/>
+              <w:right w:val="none" w:sz="0" w:space="0" w:color="000000"/>
+            </w:tcBorders>
+            <w:shd w:val="clear" w:color="auto" w:fill="FFFFFF"/>
+            <w:tcMar>
+              <w:top w:w="0" w:type="dxa"/>
+              <w:bottom w:w="0" w:type="dxa"/>
+              <w:left w:w="0" w:type="dxa"/>
+              <w:right w:w="0" w:type="dxa"/>
+            </w:tcMar>
+            <w:vAlign w:val="center"/>
+          </w:tcPr>
+          <w:p>
+            <w:pPr>
+              <w:pStyle w:val="Normal"/>
+              <w:jc w:val="left"/>
+              <w:pBdr>
+                <w:bottom w:val="none" w:sz="0" w:space="0" w:color="000000"/>
+                <w:top w:val="none" w:sz="0" w:space="0" w:color="000000"/>
+                <w:left w:val="none" w:sz="0" w:space="0" w:color="000000"/>
+                <w:right w:val="none" w:sz="0" w:space="0" w:color="000000"/>
+              </w:pBdr>
+              <w:spacing w:after="20" w:before="20" w:line="240"/>
+              <w:ind w:left="100" w:right="100" w:firstLine="0" w:firstLineChars="0"/>
+              <w:rPr>
+                <w:rFonts w:ascii="Times New Roman" w:hAnsi="Times New Roman" w:eastAsia="Times New Roman" w:cs="Times New Roman"/>
+                <w:i w:val="false"/>
+                <w:b w:val="false"/>
+                <w:u w:val="none"/>
+                <w:strike w:val="false"/>
+                <w:sz w:val="18"/>
+                <w:szCs w:val="18"/>
+                <w:color w:val="000000"/>
+              </w:rPr>
+            </w:pPr>
+            <w:r>
+              <w:rPr>
+                <w:rFonts w:ascii="Times New Roman" w:hAnsi="Times New Roman" w:eastAsia="Times New Roman" w:cs="Times New Roman"/>
+                <w:i w:val="false"/>
+                <w:b w:val="false"/>
+                <w:u w:val="none"/>
+                <w:strike w:val="false"/>
+                <w:sz w:val="18"/>
+                <w:szCs w:val="18"/>
+                <w:color w:val="000000"/>
+              </w:rPr>
+              <w:t xml:space="preserve">Adults ≥18 with an individual questionnaire, 2025</w:t>
             </w:r>
           </w:p>
         </w:tc>
@@ -4821,172 +4821,172 @@
                 <w:szCs w:val="18"/>
                 <w:color w:val="000000"/>
               </w:rPr>
-              <w:t xml:space="preserve">Low fruit intake</w:t>
-            </w:r>
-          </w:p>
-        </w:tc>
-        <w:tc>
-          <w:tcPr>
-            <w:tcBorders>
-              <w:bottom w:val="none" w:sz="0" w:space="0" w:color="000000"/>
-              <w:top w:val="none" w:sz="0" w:space="0" w:color="000000"/>
-              <w:left w:val="none" w:sz="0" w:space="0" w:color="000000"/>
-              <w:right w:val="none" w:sz="0" w:space="0" w:color="000000"/>
-            </w:tcBorders>
-            <w:shd w:val="clear" w:color="auto" w:fill="FFFFFF"/>
-            <w:tcMar>
-              <w:top w:w="0" w:type="dxa"/>
-              <w:bottom w:w="0" w:type="dxa"/>
-              <w:left w:w="0" w:type="dxa"/>
-              <w:right w:w="0" w:type="dxa"/>
-            </w:tcMar>
-            <w:vAlign w:val="center"/>
-          </w:tcPr>
-          <w:p>
-            <w:pPr>
-              <w:pStyle w:val="Normal"/>
-              <w:jc w:val="left"/>
-              <w:pBdr>
-                <w:bottom w:val="none" w:sz="0" w:space="0" w:color="000000"/>
-                <w:top w:val="none" w:sz="0" w:space="0" w:color="000000"/>
-                <w:left w:val="none" w:sz="0" w:space="0" w:color="000000"/>
-                <w:right w:val="none" w:sz="0" w:space="0" w:color="000000"/>
-              </w:pBdr>
-              <w:spacing w:after="20" w:before="20" w:line="240"/>
-              <w:ind w:left="100" w:right="100" w:firstLine="0" w:firstLineChars="0"/>
-              <w:rPr>
-                <w:rFonts w:ascii="Times New Roman" w:hAnsi="Times New Roman" w:eastAsia="Times New Roman" w:cs="Times New Roman"/>
-                <w:i w:val="false"/>
-                <w:b w:val="false"/>
-                <w:u w:val="none"/>
-                <w:strike w:val="false"/>
-                <w:sz w:val="18"/>
-                <w:szCs w:val="18"/>
-                <w:color w:val="000000"/>
-              </w:rPr>
-            </w:pPr>
-            <w:r>
-              <w:rPr>
-                <w:rFonts w:ascii="Times New Roman" w:hAnsi="Times New Roman" w:eastAsia="Times New Roman" w:cs="Times New Roman"/>
-                <w:i w:val="false"/>
-                <w:b w:val="false"/>
-                <w:u w:val="none"/>
-                <w:strike w:val="false"/>
-                <w:sz w:val="18"/>
-                <w:szCs w:val="18"/>
-                <w:color w:val="000000"/>
-              </w:rPr>
-              <w:t xml:space="preserve">Eats fruit less than once a day</w:t>
-            </w:r>
-          </w:p>
-        </w:tc>
-        <w:tc>
-          <w:tcPr>
-            <w:tcBorders>
-              <w:bottom w:val="none" w:sz="0" w:space="0" w:color="000000"/>
-              <w:top w:val="none" w:sz="0" w:space="0" w:color="000000"/>
-              <w:left w:val="none" w:sz="0" w:space="0" w:color="000000"/>
-              <w:right w:val="none" w:sz="0" w:space="0" w:color="000000"/>
-            </w:tcBorders>
-            <w:shd w:val="clear" w:color="auto" w:fill="FFFFFF"/>
-            <w:tcMar>
-              <w:top w:w="0" w:type="dxa"/>
-              <w:bottom w:w="0" w:type="dxa"/>
-              <w:left w:w="0" w:type="dxa"/>
-              <w:right w:w="0" w:type="dxa"/>
-            </w:tcMar>
-            <w:vAlign w:val="center"/>
-          </w:tcPr>
-          <w:p>
-            <w:pPr>
-              <w:pStyle w:val="Normal"/>
-              <w:jc w:val="left"/>
-              <w:pBdr>
-                <w:bottom w:val="none" w:sz="0" w:space="0" w:color="000000"/>
-                <w:top w:val="none" w:sz="0" w:space="0" w:color="000000"/>
-                <w:left w:val="none" w:sz="0" w:space="0" w:color="000000"/>
-                <w:right w:val="none" w:sz="0" w:space="0" w:color="000000"/>
-              </w:pBdr>
-              <w:spacing w:after="20" w:before="20" w:line="240"/>
-              <w:ind w:left="100" w:right="100" w:firstLine="0" w:firstLineChars="0"/>
-              <w:rPr>
-                <w:rFonts w:ascii="Times New Roman" w:hAnsi="Times New Roman" w:eastAsia="Times New Roman" w:cs="Times New Roman"/>
-                <w:i w:val="false"/>
-                <w:b w:val="false"/>
-                <w:u w:val="none"/>
-                <w:strike w:val="false"/>
-                <w:sz w:val="18"/>
-                <w:szCs w:val="18"/>
-                <w:color w:val="000000"/>
-              </w:rPr>
-            </w:pPr>
-            <w:r>
-              <w:rPr>
-                <w:rFonts w:ascii="Times New Roman" w:hAnsi="Times New Roman" w:eastAsia="Times New Roman" w:cs="Times New Roman"/>
-                <w:i w:val="false"/>
-                <w:b w:val="false"/>
-                <w:u w:val="none"/>
-                <w:strike w:val="false"/>
-                <w:sz w:val="18"/>
-                <w:szCs w:val="18"/>
-                <w:color w:val="000000"/>
-              </w:rPr>
-              <w:t xml:space="preserve">MODUL1_F_8</w:t>
-            </w:r>
-          </w:p>
-        </w:tc>
-        <w:tc>
-          <w:tcPr>
-            <w:tcBorders>
-              <w:bottom w:val="none" w:sz="0" w:space="0" w:color="000000"/>
-              <w:top w:val="none" w:sz="0" w:space="0" w:color="000000"/>
-              <w:left w:val="none" w:sz="0" w:space="0" w:color="000000"/>
-              <w:right w:val="none" w:sz="0" w:space="0" w:color="000000"/>
-            </w:tcBorders>
-            <w:shd w:val="clear" w:color="auto" w:fill="FFFFFF"/>
-            <w:tcMar>
-              <w:top w:w="0" w:type="dxa"/>
-              <w:bottom w:w="0" w:type="dxa"/>
-              <w:left w:w="0" w:type="dxa"/>
-              <w:right w:w="0" w:type="dxa"/>
-            </w:tcMar>
-            <w:vAlign w:val="center"/>
-          </w:tcPr>
-          <w:p>
-            <w:pPr>
-              <w:pStyle w:val="Normal"/>
-              <w:jc w:val="left"/>
-              <w:pBdr>
-                <w:bottom w:val="none" w:sz="0" w:space="0" w:color="000000"/>
-                <w:top w:val="none" w:sz="0" w:space="0" w:color="000000"/>
-                <w:left w:val="none" w:sz="0" w:space="0" w:color="000000"/>
-                <w:right w:val="none" w:sz="0" w:space="0" w:color="000000"/>
-              </w:pBdr>
-              <w:spacing w:after="20" w:before="20" w:line="240"/>
-              <w:ind w:left="100" w:right="100" w:firstLine="0" w:firstLineChars="0"/>
-              <w:rPr>
-                <w:rFonts w:ascii="Times New Roman" w:hAnsi="Times New Roman" w:eastAsia="Times New Roman" w:cs="Times New Roman"/>
-                <w:i w:val="false"/>
-                <w:b w:val="false"/>
-                <w:u w:val="none"/>
-                <w:strike w:val="false"/>
-                <w:sz w:val="18"/>
-                <w:szCs w:val="18"/>
-                <w:color w:val="000000"/>
-              </w:rPr>
-            </w:pPr>
-            <w:r>
-              <w:rPr>
-                <w:rFonts w:ascii="Times New Roman" w:hAnsi="Times New Roman" w:eastAsia="Times New Roman" w:cs="Times New Roman"/>
-                <w:i w:val="false"/>
-                <w:b w:val="false"/>
-                <w:u w:val="none"/>
-                <w:strike w:val="false"/>
-                <w:sz w:val="18"/>
-                <w:szCs w:val="18"/>
-                <w:color w:val="000000"/>
-              </w:rPr>
-              <w:t xml:space="preserve">Adults ≥18, 2025</w:t>
+              <w:t xml:space="preserve">Low fruit consumption frequency</w:t>
+            </w:r>
+          </w:p>
+        </w:tc>
+        <w:tc>
+          <w:tcPr>
+            <w:tcBorders>
+              <w:bottom w:val="none" w:sz="0" w:space="0" w:color="000000"/>
+              <w:top w:val="none" w:sz="0" w:space="0" w:color="000000"/>
+              <w:left w:val="none" w:sz="0" w:space="0" w:color="000000"/>
+              <w:right w:val="none" w:sz="0" w:space="0" w:color="000000"/>
+            </w:tcBorders>
+            <w:shd w:val="clear" w:color="auto" w:fill="FFFFFF"/>
+            <w:tcMar>
+              <w:top w:w="0" w:type="dxa"/>
+              <w:bottom w:w="0" w:type="dxa"/>
+              <w:left w:w="0" w:type="dxa"/>
+              <w:right w:w="0" w:type="dxa"/>
+            </w:tcMar>
+            <w:vAlign w:val="center"/>
+          </w:tcPr>
+          <w:p>
+            <w:pPr>
+              <w:pStyle w:val="Normal"/>
+              <w:jc w:val="left"/>
+              <w:pBdr>
+                <w:bottom w:val="none" w:sz="0" w:space="0" w:color="000000"/>
+                <w:top w:val="none" w:sz="0" w:space="0" w:color="000000"/>
+                <w:left w:val="none" w:sz="0" w:space="0" w:color="000000"/>
+                <w:right w:val="none" w:sz="0" w:space="0" w:color="000000"/>
+              </w:pBdr>
+              <w:spacing w:after="20" w:before="20" w:line="240"/>
+              <w:ind w:left="100" w:right="100" w:firstLine="0" w:firstLineChars="0"/>
+              <w:rPr>
+                <w:rFonts w:ascii="Times New Roman" w:hAnsi="Times New Roman" w:eastAsia="Times New Roman" w:cs="Times New Roman"/>
+                <w:i w:val="false"/>
+                <w:b w:val="false"/>
+                <w:u w:val="none"/>
+                <w:strike w:val="false"/>
+                <w:sz w:val="18"/>
+                <w:szCs w:val="18"/>
+                <w:color w:val="000000"/>
+              </w:rPr>
+            </w:pPr>
+            <w:r>
+              <w:rPr>
+                <w:rFonts w:ascii="Times New Roman" w:hAnsi="Times New Roman" w:eastAsia="Times New Roman" w:cs="Times New Roman"/>
+                <w:i w:val="false"/>
+                <w:b w:val="false"/>
+                <w:u w:val="none"/>
+                <w:strike w:val="false"/>
+                <w:sz w:val="18"/>
+                <w:szCs w:val="18"/>
+                <w:color w:val="000000"/>
+              </w:rPr>
+              <w:t xml:space="preserve">Eats fruit less than once a day (codes 13, 14, 15, 6). TurkStat codebook wording: “Ferdin olağan/normal bir haftada (7 gün) meyve yeme sıklığı (Konserve veya kuru meyveler dahil olup her çeşit meyve suları hariçtir.)” [Frequency with which the person eats fruit in an ordinary week (7 days); canned or dried fruit included, all fruit juices excluded]; codes 11 twice a day or more, 12 once a day, 13 4–6 times a week, 14 1–3 times a week, 15 less than once a week, 6 never. Recall period: an ordinary week. Frequency of consumption; quantities, intake and diet quality not measured.</w:t>
+            </w:r>
+          </w:p>
+        </w:tc>
+        <w:tc>
+          <w:tcPr>
+            <w:tcBorders>
+              <w:bottom w:val="none" w:sz="0" w:space="0" w:color="000000"/>
+              <w:top w:val="none" w:sz="0" w:space="0" w:color="000000"/>
+              <w:left w:val="none" w:sz="0" w:space="0" w:color="000000"/>
+              <w:right w:val="none" w:sz="0" w:space="0" w:color="000000"/>
+            </w:tcBorders>
+            <w:shd w:val="clear" w:color="auto" w:fill="FFFFFF"/>
+            <w:tcMar>
+              <w:top w:w="0" w:type="dxa"/>
+              <w:bottom w:w="0" w:type="dxa"/>
+              <w:left w:w="0" w:type="dxa"/>
+              <w:right w:w="0" w:type="dxa"/>
+            </w:tcMar>
+            <w:vAlign w:val="center"/>
+          </w:tcPr>
+          <w:p>
+            <w:pPr>
+              <w:pStyle w:val="Normal"/>
+              <w:jc w:val="left"/>
+              <w:pBdr>
+                <w:bottom w:val="none" w:sz="0" w:space="0" w:color="000000"/>
+                <w:top w:val="none" w:sz="0" w:space="0" w:color="000000"/>
+                <w:left w:val="none" w:sz="0" w:space="0" w:color="000000"/>
+                <w:right w:val="none" w:sz="0" w:space="0" w:color="000000"/>
+              </w:pBdr>
+              <w:spacing w:after="20" w:before="20" w:line="240"/>
+              <w:ind w:left="100" w:right="100" w:firstLine="0" w:firstLineChars="0"/>
+              <w:rPr>
+                <w:rFonts w:ascii="Times New Roman" w:hAnsi="Times New Roman" w:eastAsia="Times New Roman" w:cs="Times New Roman"/>
+                <w:i w:val="false"/>
+                <w:b w:val="false"/>
+                <w:u w:val="none"/>
+                <w:strike w:val="false"/>
+                <w:sz w:val="18"/>
+                <w:szCs w:val="18"/>
+                <w:color w:val="000000"/>
+              </w:rPr>
+            </w:pPr>
+            <w:r>
+              <w:rPr>
+                <w:rFonts w:ascii="Times New Roman" w:hAnsi="Times New Roman" w:eastAsia="Times New Roman" w:cs="Times New Roman"/>
+                <w:i w:val="false"/>
+                <w:b w:val="false"/>
+                <w:u w:val="none"/>
+                <w:strike w:val="false"/>
+                <w:sz w:val="18"/>
+                <w:szCs w:val="18"/>
+                <w:color w:val="000000"/>
+              </w:rPr>
+              <w:t xml:space="preserve">MODUL1_F_8 (2025 health module, person file)</w:t>
+            </w:r>
+          </w:p>
+        </w:tc>
+        <w:tc>
+          <w:tcPr>
+            <w:tcBorders>
+              <w:bottom w:val="none" w:sz="0" w:space="0" w:color="000000"/>
+              <w:top w:val="none" w:sz="0" w:space="0" w:color="000000"/>
+              <w:left w:val="none" w:sz="0" w:space="0" w:color="000000"/>
+              <w:right w:val="none" w:sz="0" w:space="0" w:color="000000"/>
+            </w:tcBorders>
+            <w:shd w:val="clear" w:color="auto" w:fill="FFFFFF"/>
+            <w:tcMar>
+              <w:top w:w="0" w:type="dxa"/>
+              <w:bottom w:w="0" w:type="dxa"/>
+              <w:left w:w="0" w:type="dxa"/>
+              <w:right w:w="0" w:type="dxa"/>
+            </w:tcMar>
+            <w:vAlign w:val="center"/>
+          </w:tcPr>
+          <w:p>
+            <w:pPr>
+              <w:pStyle w:val="Normal"/>
+              <w:jc w:val="left"/>
+              <w:pBdr>
+                <w:bottom w:val="none" w:sz="0" w:space="0" w:color="000000"/>
+                <w:top w:val="none" w:sz="0" w:space="0" w:color="000000"/>
+                <w:left w:val="none" w:sz="0" w:space="0" w:color="000000"/>
+                <w:right w:val="none" w:sz="0" w:space="0" w:color="000000"/>
+              </w:pBdr>
+              <w:spacing w:after="20" w:before="20" w:line="240"/>
+              <w:ind w:left="100" w:right="100" w:firstLine="0" w:firstLineChars="0"/>
+              <w:rPr>
+                <w:rFonts w:ascii="Times New Roman" w:hAnsi="Times New Roman" w:eastAsia="Times New Roman" w:cs="Times New Roman"/>
+                <w:i w:val="false"/>
+                <w:b w:val="false"/>
+                <w:u w:val="none"/>
+                <w:strike w:val="false"/>
+                <w:sz w:val="18"/>
+                <w:szCs w:val="18"/>
+                <w:color w:val="000000"/>
+              </w:rPr>
+            </w:pPr>
+            <w:r>
+              <w:rPr>
+                <w:rFonts w:ascii="Times New Roman" w:hAnsi="Times New Roman" w:eastAsia="Times New Roman" w:cs="Times New Roman"/>
+                <w:i w:val="false"/>
+                <w:b w:val="false"/>
+                <w:u w:val="none"/>
+                <w:strike w:val="false"/>
+                <w:sz w:val="18"/>
+                <w:szCs w:val="18"/>
+                <w:color w:val="000000"/>
+              </w:rPr>
+              <w:t xml:space="preserve">Adults ≥18 with an individual questionnaire, 2025</w:t>
             </w:r>
           </w:p>
         </w:tc>
@@ -5046,172 +5046,172 @@
                 <w:szCs w:val="18"/>
                 <w:color w:val="000000"/>
               </w:rPr>
-              <w:t xml:space="preserve">Low vegetable intake</w:t>
-            </w:r>
-          </w:p>
-        </w:tc>
-        <w:tc>
-          <w:tcPr>
-            <w:tcBorders>
-              <w:bottom w:val="none" w:sz="0" w:space="0" w:color="000000"/>
-              <w:top w:val="none" w:sz="0" w:space="0" w:color="000000"/>
-              <w:left w:val="none" w:sz="0" w:space="0" w:color="000000"/>
-              <w:right w:val="none" w:sz="0" w:space="0" w:color="000000"/>
-            </w:tcBorders>
-            <w:shd w:val="clear" w:color="auto" w:fill="FFFFFF"/>
-            <w:tcMar>
-              <w:top w:w="0" w:type="dxa"/>
-              <w:bottom w:w="0" w:type="dxa"/>
-              <w:left w:w="0" w:type="dxa"/>
-              <w:right w:w="0" w:type="dxa"/>
-            </w:tcMar>
-            <w:vAlign w:val="center"/>
-          </w:tcPr>
-          <w:p>
-            <w:pPr>
-              <w:pStyle w:val="Normal"/>
-              <w:jc w:val="left"/>
-              <w:pBdr>
-                <w:bottom w:val="none" w:sz="0" w:space="0" w:color="000000"/>
-                <w:top w:val="none" w:sz="0" w:space="0" w:color="000000"/>
-                <w:left w:val="none" w:sz="0" w:space="0" w:color="000000"/>
-                <w:right w:val="none" w:sz="0" w:space="0" w:color="000000"/>
-              </w:pBdr>
-              <w:spacing w:after="20" w:before="20" w:line="240"/>
-              <w:ind w:left="100" w:right="100" w:firstLine="0" w:firstLineChars="0"/>
-              <w:rPr>
-                <w:rFonts w:ascii="Times New Roman" w:hAnsi="Times New Roman" w:eastAsia="Times New Roman" w:cs="Times New Roman"/>
-                <w:i w:val="false"/>
-                <w:b w:val="false"/>
-                <w:u w:val="none"/>
-                <w:strike w:val="false"/>
-                <w:sz w:val="18"/>
-                <w:szCs w:val="18"/>
-                <w:color w:val="000000"/>
-              </w:rPr>
-            </w:pPr>
-            <w:r>
-              <w:rPr>
-                <w:rFonts w:ascii="Times New Roman" w:hAnsi="Times New Roman" w:eastAsia="Times New Roman" w:cs="Times New Roman"/>
-                <w:i w:val="false"/>
-                <w:b w:val="false"/>
-                <w:u w:val="none"/>
-                <w:strike w:val="false"/>
-                <w:sz w:val="18"/>
-                <w:szCs w:val="18"/>
-                <w:color w:val="000000"/>
-              </w:rPr>
-              <w:t xml:space="preserve">Eats vegetables or salad less than once a day</w:t>
-            </w:r>
-          </w:p>
-        </w:tc>
-        <w:tc>
-          <w:tcPr>
-            <w:tcBorders>
-              <w:bottom w:val="none" w:sz="0" w:space="0" w:color="000000"/>
-              <w:top w:val="none" w:sz="0" w:space="0" w:color="000000"/>
-              <w:left w:val="none" w:sz="0" w:space="0" w:color="000000"/>
-              <w:right w:val="none" w:sz="0" w:space="0" w:color="000000"/>
-            </w:tcBorders>
-            <w:shd w:val="clear" w:color="auto" w:fill="FFFFFF"/>
-            <w:tcMar>
-              <w:top w:w="0" w:type="dxa"/>
-              <w:bottom w:w="0" w:type="dxa"/>
-              <w:left w:w="0" w:type="dxa"/>
-              <w:right w:w="0" w:type="dxa"/>
-            </w:tcMar>
-            <w:vAlign w:val="center"/>
-          </w:tcPr>
-          <w:p>
-            <w:pPr>
-              <w:pStyle w:val="Normal"/>
-              <w:jc w:val="left"/>
-              <w:pBdr>
-                <w:bottom w:val="none" w:sz="0" w:space="0" w:color="000000"/>
-                <w:top w:val="none" w:sz="0" w:space="0" w:color="000000"/>
-                <w:left w:val="none" w:sz="0" w:space="0" w:color="000000"/>
-                <w:right w:val="none" w:sz="0" w:space="0" w:color="000000"/>
-              </w:pBdr>
-              <w:spacing w:after="20" w:before="20" w:line="240"/>
-              <w:ind w:left="100" w:right="100" w:firstLine="0" w:firstLineChars="0"/>
-              <w:rPr>
-                <w:rFonts w:ascii="Times New Roman" w:hAnsi="Times New Roman" w:eastAsia="Times New Roman" w:cs="Times New Roman"/>
-                <w:i w:val="false"/>
-                <w:b w:val="false"/>
-                <w:u w:val="none"/>
-                <w:strike w:val="false"/>
-                <w:sz w:val="18"/>
-                <w:szCs w:val="18"/>
-                <w:color w:val="000000"/>
-              </w:rPr>
-            </w:pPr>
-            <w:r>
-              <w:rPr>
-                <w:rFonts w:ascii="Times New Roman" w:hAnsi="Times New Roman" w:eastAsia="Times New Roman" w:cs="Times New Roman"/>
-                <w:i w:val="false"/>
-                <w:b w:val="false"/>
-                <w:u w:val="none"/>
-                <w:strike w:val="false"/>
-                <w:sz w:val="18"/>
-                <w:szCs w:val="18"/>
-                <w:color w:val="000000"/>
-              </w:rPr>
-              <w:t xml:space="preserve">MODUL1_F_9</w:t>
-            </w:r>
-          </w:p>
-        </w:tc>
-        <w:tc>
-          <w:tcPr>
-            <w:tcBorders>
-              <w:bottom w:val="none" w:sz="0" w:space="0" w:color="000000"/>
-              <w:top w:val="none" w:sz="0" w:space="0" w:color="000000"/>
-              <w:left w:val="none" w:sz="0" w:space="0" w:color="000000"/>
-              <w:right w:val="none" w:sz="0" w:space="0" w:color="000000"/>
-            </w:tcBorders>
-            <w:shd w:val="clear" w:color="auto" w:fill="FFFFFF"/>
-            <w:tcMar>
-              <w:top w:w="0" w:type="dxa"/>
-              <w:bottom w:w="0" w:type="dxa"/>
-              <w:left w:w="0" w:type="dxa"/>
-              <w:right w:w="0" w:type="dxa"/>
-            </w:tcMar>
-            <w:vAlign w:val="center"/>
-          </w:tcPr>
-          <w:p>
-            <w:pPr>
-              <w:pStyle w:val="Normal"/>
-              <w:jc w:val="left"/>
-              <w:pBdr>
-                <w:bottom w:val="none" w:sz="0" w:space="0" w:color="000000"/>
-                <w:top w:val="none" w:sz="0" w:space="0" w:color="000000"/>
-                <w:left w:val="none" w:sz="0" w:space="0" w:color="000000"/>
-                <w:right w:val="none" w:sz="0" w:space="0" w:color="000000"/>
-              </w:pBdr>
-              <w:spacing w:after="20" w:before="20" w:line="240"/>
-              <w:ind w:left="100" w:right="100" w:firstLine="0" w:firstLineChars="0"/>
-              <w:rPr>
-                <w:rFonts w:ascii="Times New Roman" w:hAnsi="Times New Roman" w:eastAsia="Times New Roman" w:cs="Times New Roman"/>
-                <w:i w:val="false"/>
-                <w:b w:val="false"/>
-                <w:u w:val="none"/>
-                <w:strike w:val="false"/>
-                <w:sz w:val="18"/>
-                <w:szCs w:val="18"/>
-                <w:color w:val="000000"/>
-              </w:rPr>
-            </w:pPr>
-            <w:r>
-              <w:rPr>
-                <w:rFonts w:ascii="Times New Roman" w:hAnsi="Times New Roman" w:eastAsia="Times New Roman" w:cs="Times New Roman"/>
-                <w:i w:val="false"/>
-                <w:b w:val="false"/>
-                <w:u w:val="none"/>
-                <w:strike w:val="false"/>
-                <w:sz w:val="18"/>
-                <w:szCs w:val="18"/>
-                <w:color w:val="000000"/>
-              </w:rPr>
-              <w:t xml:space="preserve">Adults ≥18, 2025</w:t>
+              <w:t xml:space="preserve">Low vegetable consumption frequency</w:t>
+            </w:r>
+          </w:p>
+        </w:tc>
+        <w:tc>
+          <w:tcPr>
+            <w:tcBorders>
+              <w:bottom w:val="none" w:sz="0" w:space="0" w:color="000000"/>
+              <w:top w:val="none" w:sz="0" w:space="0" w:color="000000"/>
+              <w:left w:val="none" w:sz="0" w:space="0" w:color="000000"/>
+              <w:right w:val="none" w:sz="0" w:space="0" w:color="000000"/>
+            </w:tcBorders>
+            <w:shd w:val="clear" w:color="auto" w:fill="FFFFFF"/>
+            <w:tcMar>
+              <w:top w:w="0" w:type="dxa"/>
+              <w:bottom w:w="0" w:type="dxa"/>
+              <w:left w:w="0" w:type="dxa"/>
+              <w:right w:w="0" w:type="dxa"/>
+            </w:tcMar>
+            <w:vAlign w:val="center"/>
+          </w:tcPr>
+          <w:p>
+            <w:pPr>
+              <w:pStyle w:val="Normal"/>
+              <w:jc w:val="left"/>
+              <w:pBdr>
+                <w:bottom w:val="none" w:sz="0" w:space="0" w:color="000000"/>
+                <w:top w:val="none" w:sz="0" w:space="0" w:color="000000"/>
+                <w:left w:val="none" w:sz="0" w:space="0" w:color="000000"/>
+                <w:right w:val="none" w:sz="0" w:space="0" w:color="000000"/>
+              </w:pBdr>
+              <w:spacing w:after="20" w:before="20" w:line="240"/>
+              <w:ind w:left="100" w:right="100" w:firstLine="0" w:firstLineChars="0"/>
+              <w:rPr>
+                <w:rFonts w:ascii="Times New Roman" w:hAnsi="Times New Roman" w:eastAsia="Times New Roman" w:cs="Times New Roman"/>
+                <w:i w:val="false"/>
+                <w:b w:val="false"/>
+                <w:u w:val="none"/>
+                <w:strike w:val="false"/>
+                <w:sz w:val="18"/>
+                <w:szCs w:val="18"/>
+                <w:color w:val="000000"/>
+              </w:rPr>
+            </w:pPr>
+            <w:r>
+              <w:rPr>
+                <w:rFonts w:ascii="Times New Roman" w:hAnsi="Times New Roman" w:eastAsia="Times New Roman" w:cs="Times New Roman"/>
+                <w:i w:val="false"/>
+                <w:b w:val="false"/>
+                <w:u w:val="none"/>
+                <w:strike w:val="false"/>
+                <w:sz w:val="18"/>
+                <w:szCs w:val="18"/>
+                <w:color w:val="000000"/>
+              </w:rPr>
+              <w:t xml:space="preserve">Eats vegetables or salad less than once a day (codes 13, 14, 15, 6). TurkStat codebook wording: “Ferdin sebze veya salata yeme sıklığı (patates, çorba ve herhangi bir sebze suyu hariç)” [Frequency with which the person eats vegetables or salad, excluding potatoes, soup and any vegetable juice]; codes as for fruit. Recall period: not stated in the codebook (the same daily and weekly response scale as the fruit item, which refers to an ordinary week). Frequency of consumption; quantities, intake and diet quality not measured.</w:t>
+            </w:r>
+          </w:p>
+        </w:tc>
+        <w:tc>
+          <w:tcPr>
+            <w:tcBorders>
+              <w:bottom w:val="none" w:sz="0" w:space="0" w:color="000000"/>
+              <w:top w:val="none" w:sz="0" w:space="0" w:color="000000"/>
+              <w:left w:val="none" w:sz="0" w:space="0" w:color="000000"/>
+              <w:right w:val="none" w:sz="0" w:space="0" w:color="000000"/>
+            </w:tcBorders>
+            <w:shd w:val="clear" w:color="auto" w:fill="FFFFFF"/>
+            <w:tcMar>
+              <w:top w:w="0" w:type="dxa"/>
+              <w:bottom w:w="0" w:type="dxa"/>
+              <w:left w:w="0" w:type="dxa"/>
+              <w:right w:w="0" w:type="dxa"/>
+            </w:tcMar>
+            <w:vAlign w:val="center"/>
+          </w:tcPr>
+          <w:p>
+            <w:pPr>
+              <w:pStyle w:val="Normal"/>
+              <w:jc w:val="left"/>
+              <w:pBdr>
+                <w:bottom w:val="none" w:sz="0" w:space="0" w:color="000000"/>
+                <w:top w:val="none" w:sz="0" w:space="0" w:color="000000"/>
+                <w:left w:val="none" w:sz="0" w:space="0" w:color="000000"/>
+                <w:right w:val="none" w:sz="0" w:space="0" w:color="000000"/>
+              </w:pBdr>
+              <w:spacing w:after="20" w:before="20" w:line="240"/>
+              <w:ind w:left="100" w:right="100" w:firstLine="0" w:firstLineChars="0"/>
+              <w:rPr>
+                <w:rFonts w:ascii="Times New Roman" w:hAnsi="Times New Roman" w:eastAsia="Times New Roman" w:cs="Times New Roman"/>
+                <w:i w:val="false"/>
+                <w:b w:val="false"/>
+                <w:u w:val="none"/>
+                <w:strike w:val="false"/>
+                <w:sz w:val="18"/>
+                <w:szCs w:val="18"/>
+                <w:color w:val="000000"/>
+              </w:rPr>
+            </w:pPr>
+            <w:r>
+              <w:rPr>
+                <w:rFonts w:ascii="Times New Roman" w:hAnsi="Times New Roman" w:eastAsia="Times New Roman" w:cs="Times New Roman"/>
+                <w:i w:val="false"/>
+                <w:b w:val="false"/>
+                <w:u w:val="none"/>
+                <w:strike w:val="false"/>
+                <w:sz w:val="18"/>
+                <w:szCs w:val="18"/>
+                <w:color w:val="000000"/>
+              </w:rPr>
+              <w:t xml:space="preserve">MODUL1_F_9 (2025 health module, person file)</w:t>
+            </w:r>
+          </w:p>
+        </w:tc>
+        <w:tc>
+          <w:tcPr>
+            <w:tcBorders>
+              <w:bottom w:val="none" w:sz="0" w:space="0" w:color="000000"/>
+              <w:top w:val="none" w:sz="0" w:space="0" w:color="000000"/>
+              <w:left w:val="none" w:sz="0" w:space="0" w:color="000000"/>
+              <w:right w:val="none" w:sz="0" w:space="0" w:color="000000"/>
+            </w:tcBorders>
+            <w:shd w:val="clear" w:color="auto" w:fill="FFFFFF"/>
+            <w:tcMar>
+              <w:top w:w="0" w:type="dxa"/>
+              <w:bottom w:w="0" w:type="dxa"/>
+              <w:left w:w="0" w:type="dxa"/>
+              <w:right w:w="0" w:type="dxa"/>
+            </w:tcMar>
+            <w:vAlign w:val="center"/>
+          </w:tcPr>
+          <w:p>
+            <w:pPr>
+              <w:pStyle w:val="Normal"/>
+              <w:jc w:val="left"/>
+              <w:pBdr>
+                <w:bottom w:val="none" w:sz="0" w:space="0" w:color="000000"/>
+                <w:top w:val="none" w:sz="0" w:space="0" w:color="000000"/>
+                <w:left w:val="none" w:sz="0" w:space="0" w:color="000000"/>
+                <w:right w:val="none" w:sz="0" w:space="0" w:color="000000"/>
+              </w:pBdr>
+              <w:spacing w:after="20" w:before="20" w:line="240"/>
+              <w:ind w:left="100" w:right="100" w:firstLine="0" w:firstLineChars="0"/>
+              <w:rPr>
+                <w:rFonts w:ascii="Times New Roman" w:hAnsi="Times New Roman" w:eastAsia="Times New Roman" w:cs="Times New Roman"/>
+                <w:i w:val="false"/>
+                <w:b w:val="false"/>
+                <w:u w:val="none"/>
+                <w:strike w:val="false"/>
+                <w:sz w:val="18"/>
+                <w:szCs w:val="18"/>
+                <w:color w:val="000000"/>
+              </w:rPr>
+            </w:pPr>
+            <w:r>
+              <w:rPr>
+                <w:rFonts w:ascii="Times New Roman" w:hAnsi="Times New Roman" w:eastAsia="Times New Roman" w:cs="Times New Roman"/>
+                <w:i w:val="false"/>
+                <w:b w:val="false"/>
+                <w:u w:val="none"/>
+                <w:strike w:val="false"/>
+                <w:sz w:val="18"/>
+                <w:szCs w:val="18"/>
+                <w:color w:val="000000"/>
+              </w:rPr>
+              <w:t xml:space="preserve">Adults ≥18 with an individual questionnaire, 2025</w:t>
             </w:r>
           </w:p>
         </w:tc>
@@ -5326,62 +5326,62 @@
                 <w:szCs w:val="18"/>
                 <w:color w:val="000000"/>
               </w:rPr>
-              <w:t xml:space="preserve">Medical examination or treatment costs, or medicine costs, were a heavy burden in the past 12 months</w:t>
-            </w:r>
-          </w:p>
-        </w:tc>
-        <w:tc>
-          <w:tcPr>
-            <w:tcBorders>
-              <w:bottom w:val="none" w:sz="0" w:space="0" w:color="000000"/>
-              <w:top w:val="none" w:sz="0" w:space="0" w:color="000000"/>
-              <w:left w:val="none" w:sz="0" w:space="0" w:color="000000"/>
-              <w:right w:val="none" w:sz="0" w:space="0" w:color="000000"/>
-            </w:tcBorders>
-            <w:shd w:val="clear" w:color="auto" w:fill="FFFFFF"/>
-            <w:tcMar>
-              <w:top w:w="0" w:type="dxa"/>
-              <w:bottom w:w="0" w:type="dxa"/>
-              <w:left w:w="0" w:type="dxa"/>
-              <w:right w:w="0" w:type="dxa"/>
-            </w:tcMar>
-            <w:vAlign w:val="center"/>
-          </w:tcPr>
-          <w:p>
-            <w:pPr>
-              <w:pStyle w:val="Normal"/>
-              <w:jc w:val="left"/>
-              <w:pBdr>
-                <w:bottom w:val="none" w:sz="0" w:space="0" w:color="000000"/>
-                <w:top w:val="none" w:sz="0" w:space="0" w:color="000000"/>
-                <w:left w:val="none" w:sz="0" w:space="0" w:color="000000"/>
-                <w:right w:val="none" w:sz="0" w:space="0" w:color="000000"/>
-              </w:pBdr>
-              <w:spacing w:after="20" w:before="20" w:line="240"/>
-              <w:ind w:left="100" w:right="100" w:firstLine="0" w:firstLineChars="0"/>
-              <w:rPr>
-                <w:rFonts w:ascii="Times New Roman" w:hAnsi="Times New Roman" w:eastAsia="Times New Roman" w:cs="Times New Roman"/>
-                <w:i w:val="false"/>
-                <w:b w:val="false"/>
-                <w:u w:val="none"/>
-                <w:strike w:val="false"/>
-                <w:sz w:val="18"/>
-                <w:szCs w:val="18"/>
-                <w:color w:val="000000"/>
-              </w:rPr>
-            </w:pPr>
-            <w:r>
-              <w:rPr>
-                <w:rFonts w:ascii="Times New Roman" w:hAnsi="Times New Roman" w:eastAsia="Times New Roman" w:cs="Times New Roman"/>
-                <w:i w:val="false"/>
-                <w:b w:val="false"/>
-                <w:u w:val="none"/>
-                <w:strike w:val="false"/>
-                <w:sz w:val="18"/>
-                <w:szCs w:val="18"/>
-                <w:color w:val="000000"/>
-              </w:rPr>
-              <w:t xml:space="preserve">MODUL1_H_1, MODUL1_H_3</w:t>
+              <w:t xml:space="preserve">Medical examination or treatment costs, or medicine costs, were a heavy burden in the last 12 months (code 1 on either item). TurkStat codebook wording: “Son 12 ay içerisinde hanehalkının tıbbi muayene veya tedaviler için yaptığı tüm harcamaların haneye yük getirme durumu” [Extent to which all household expenditure on medical examinations or treatments in the last 12 months was a burden] and “Son 12 ay içerisinde hanehalkının ilaç için (reçeteli veya reçetesiz) yaptığı tüm masrafların haneye yük getirme durumu” [the same for prescribed or non-prescribed medicines]; codes 1 a heavy burden, 2 somewhat of a burden, 3 not a burden, 4 no such expenditure (counted as not heavily burdened). Recall period: last 12 months.</w:t>
+            </w:r>
+          </w:p>
+        </w:tc>
+        <w:tc>
+          <w:tcPr>
+            <w:tcBorders>
+              <w:bottom w:val="none" w:sz="0" w:space="0" w:color="000000"/>
+              <w:top w:val="none" w:sz="0" w:space="0" w:color="000000"/>
+              <w:left w:val="none" w:sz="0" w:space="0" w:color="000000"/>
+              <w:right w:val="none" w:sz="0" w:space="0" w:color="000000"/>
+            </w:tcBorders>
+            <w:shd w:val="clear" w:color="auto" w:fill="FFFFFF"/>
+            <w:tcMar>
+              <w:top w:w="0" w:type="dxa"/>
+              <w:bottom w:w="0" w:type="dxa"/>
+              <w:left w:w="0" w:type="dxa"/>
+              <w:right w:w="0" w:type="dxa"/>
+            </w:tcMar>
+            <w:vAlign w:val="center"/>
+          </w:tcPr>
+          <w:p>
+            <w:pPr>
+              <w:pStyle w:val="Normal"/>
+              <w:jc w:val="left"/>
+              <w:pBdr>
+                <w:bottom w:val="none" w:sz="0" w:space="0" w:color="000000"/>
+                <w:top w:val="none" w:sz="0" w:space="0" w:color="000000"/>
+                <w:left w:val="none" w:sz="0" w:space="0" w:color="000000"/>
+                <w:right w:val="none" w:sz="0" w:space="0" w:color="000000"/>
+              </w:pBdr>
+              <w:spacing w:after="20" w:before="20" w:line="240"/>
+              <w:ind w:left="100" w:right="100" w:firstLine="0" w:firstLineChars="0"/>
+              <w:rPr>
+                <w:rFonts w:ascii="Times New Roman" w:hAnsi="Times New Roman" w:eastAsia="Times New Roman" w:cs="Times New Roman"/>
+                <w:i w:val="false"/>
+                <w:b w:val="false"/>
+                <w:u w:val="none"/>
+                <w:strike w:val="false"/>
+                <w:sz w:val="18"/>
+                <w:szCs w:val="18"/>
+                <w:color w:val="000000"/>
+              </w:rPr>
+            </w:pPr>
+            <w:r>
+              <w:rPr>
+                <w:rFonts w:ascii="Times New Roman" w:hAnsi="Times New Roman" w:eastAsia="Times New Roman" w:cs="Times New Roman"/>
+                <w:i w:val="false"/>
+                <w:b w:val="false"/>
+                <w:u w:val="none"/>
+                <w:strike w:val="false"/>
+                <w:sz w:val="18"/>
+                <w:szCs w:val="18"/>
+                <w:color w:val="000000"/>
+              </w:rPr>
+              <w:t xml:space="preserve">MODUL1_H_1, MODUL1_H_3 (2025 health module, household file)</w:t>
             </w:r>
           </w:p>
         </w:tc>
@@ -5776,7 +5776,7 @@
                 <w:szCs w:val="18"/>
                 <w:color w:val="000000"/>
               </w:rPr>
-              <w:t xml:space="preserve">G1 food secure; G2 food insecure, not poor; G3 food insecure and poor</w:t>
+              <w:t xml:space="preserve">G1 not meal-deprived; G2 meal-deprived, not poor; G3 meal-deprived and poor</w:t>
             </w:r>
           </w:p>
         </w:tc>
@@ -5887,6 +5887,67 @@
                 <w:color w:val="000000"/>
               </w:rPr>
               <w:t xml:space="preserve">Households and adults, 2025</w:t>
+            </w:r>
+          </w:p>
+        </w:tc>
+      </w:tr>
+      <w:tr>
+        <w:trPr>
+          <w:trHeight w:val="360" w:hRule="auto"/>
+        </w:trPr>
+        <w:tc>
+          <w:tcPr>
+            <w:gridSpan w:val="4"/>
+            <w:tcBorders>
+              <w:bottom w:val="none" w:sz="0" w:space="0" w:color="FFFFFF"/>
+              <w:top w:val="single" w:sz="8" w:space="0" w:color="000000"/>
+              <w:left w:val="none" w:sz="0" w:space="0" w:color="FFFFFF"/>
+              <w:right w:val="none" w:sz="0" w:space="0" w:color="FFFFFF"/>
+            </w:tcBorders>
+            <w:shd w:val="clear" w:color="auto" w:fill="FFFFFF"/>
+            <w:tcMar>
+              <w:top w:w="0" w:type="dxa"/>
+              <w:bottom w:w="0" w:type="dxa"/>
+              <w:left w:w="0" w:type="dxa"/>
+              <w:right w:w="0" w:type="dxa"/>
+            </w:tcMar>
+            <w:vAlign w:val="center"/>
+          </w:tcPr>
+          <w:p>
+            <w:pPr>
+              <w:pStyle w:val="Normal"/>
+              <w:jc w:val="left"/>
+              <w:pBdr>
+                <w:bottom w:val="none" w:sz="0" w:space="0" w:color="000000"/>
+                <w:top w:val="none" w:sz="0" w:space="0" w:color="000000"/>
+                <w:left w:val="none" w:sz="0" w:space="0" w:color="000000"/>
+                <w:right w:val="none" w:sz="0" w:space="0" w:color="000000"/>
+              </w:pBdr>
+              <w:spacing w:after="100" w:before="100" w:line="240"/>
+              <w:ind w:left="100" w:right="100" w:firstLine="0" w:firstLineChars="0"/>
+              <w:rPr>
+                <w:rFonts w:ascii="Times New Roman" w:hAnsi="Times New Roman" w:eastAsia="Times New Roman" w:cs="Times New Roman"/>
+                <w:i w:val="false"/>
+                <w:b w:val="false"/>
+                <w:u w:val="none"/>
+                <w:strike w:val="false"/>
+                <w:sz w:val="16"/>
+                <w:szCs w:val="16"/>
+                <w:color w:val="000000"/>
+              </w:rPr>
+            </w:pPr>
+            <w:r>
+              <w:rPr>
+                <w:rFonts w:ascii="Times New Roman" w:hAnsi="Times New Roman" w:eastAsia="Times New Roman" w:cs="Times New Roman"/>
+                <w:i w:val="false"/>
+                <w:b w:val="false"/>
+                <w:u w:val="none"/>
+                <w:strike w:val="false"/>
+                <w:sz w:val="16"/>
+                <w:szCs w:val="16"/>
+                <w:color w:val="000000"/>
+              </w:rPr>
+              <w:t xml:space="preserve">Turkish wording: TurkStat micro data codebooks (variable lists of the household, person and 2025 module files); no questionnaire was available, so the codebook wording is quoted. English translations by the authors. HS050 is the EU-SILC target-variable code in Eurostat's documentation; the TurkStat files use their own codes.</w:t>
             </w:r>
           </w:p>
         </w:tc>
@@ -5894,7 +5955,7 @@
     </w:tbl>
     <w:sectPr>
       <w:pgMar w:header="708" w:bottom="1152" w:top="1152" w:right="1152" w:left="1152" w:footer="708" w:gutter="0"/>
-      <w:pgSz w:h="16838" w:w="11906" w:orient="portrait"/>
+      <w:pgSz w:h="11906" w:w="16838" w:orient="landscape"/>
       <w:type w:val="continuous"/>
       <w:cols/>
     </w:sectPr>
